--- a/submission_bmc_genomics/cover_letter_bmc.docx
+++ b/submission_bmc_genomics/cover_letter_bmc.docx
@@ -120,7 +120,7 @@
         <w:pStyle w:val="BodyText"/>
       </w:pPr>
       <w:r>
-        <w:t xml:space="preserve">Single-cell foundation models such as Geneformer, scGPT and the recent MaxToki are now widely used to produce gene and cell representations from single-cell RNA-sequencing data. Inside these models, every gene has a different vector in every cell. Whether that contextual representation tells us anything about a gene’s role in a particular cell type, beyond what the expression data already show, has not been tested. This manuscript tests it, with the matched controls that recent evaluations of these models have shown to be necessary.</w:t>
+        <w:t xml:space="preserve">Single-cell foundation models such as Geneformer, scGPT and the recent MaxToki are now widely used to produce gene and cell representations from single-cell RNA-sequencing data. Inside these models, every gene has a different vector in every cell. Whether that contextual representation shows how a gene’s role differs between cell types, beyond what the expression data already show, has not been tested. This manuscript tests it, with the matched controls that recent evaluations of these models have shown to be necessary.</w:t>
       </w:r>
     </w:p>
     <w:p>
@@ -144,13 +144,13 @@
           <w:b/>
           <w:bCs/>
         </w:rPr>
-        <w:t xml:space="preserve">The contextual representation is real.</w:t>
-      </w:r>
-      <w:r>
-        <w:t xml:space="preserve"> </w:t>
-      </w:r>
-      <w:r>
-        <w:t xml:space="preserve">In MaxToki-217M, a gene’s representation changes with cell type in a gene-specific way that reproduces across independent cells (cosine 0.76 against 0.001 for a shuffled control), is strongest in the first two layers, is not explained by the gene’s rank in the cell, and replicates on an independent bone-marrow dataset. Training strengthens it (an untrained model of the same architecture keeps about 60% of the effect but only about a third of its functional organisation), and it is weakly aligned with the model’s objective: genes that change more with context gain more from real context in next-gene prediction. All four models tested (MaxToki-217M and -1B, scGPT, STATE) contextualise genes strongly.</w:t>
+        <w:t xml:space="preserve">The contextual representation is real, in every model tested, but not unique to models.</w:t>
+      </w:r>
+      <w:r>
+        <w:t xml:space="preserve"> </w:t>
+      </w:r>
+      <w:r>
+        <w:t xml:space="preserve">MaxToki-217M, MaxToki-1B, scGPT and STATE, run on identical cells, all change a gene’s representation with cell type in a gene-specific way that reproduces across independent cells (agreement between independent halves of the cells 0.74 to 0.87 above a shuffled control) and is not explained by the gene’s rank in the cell. In MaxToki-217M it replicates on an independent bone-marrow dataset. Untrained models keep 36–88% of it, and a representation built from expression alone, with no model, also shows it (+0.321 when each gene vector averages 50 cells, as in the models).</w:t>
       </w:r>
     </w:p>
     <w:p>
@@ -166,13 +166,13 @@
           <w:b/>
           <w:bCs/>
         </w:rPr>
-        <w:t xml:space="preserve">Nothing context-specific beyond co-expression.</w:t>
-      </w:r>
-      <w:r>
-        <w:t xml:space="preserve"> </w:t>
-      </w:r>
-      <w:r>
-        <w:t xml:space="preserve">The context changes follow functional axes, but gene sets matched on size and co-expression give similar organisation (p = 0.08–0.38). Two direct tests for context-specific gene function, run in MaxToki-217M, are negative; the only signal beyond co-expression is a small, static closeness of transcription factors to their curated targets. Steering shows that the model reads one functional direction (nuclear versus surface genes); a second direction has no consistent effect and a third acts in reverse. Reading a gene’s changed role in a new cell type is therefore not reachable with the model tested.</w:t>
+        <w:t xml:space="preserve">What the models add is organisation by co-expression.</w:t>
+      </w:r>
+      <w:r>
+        <w:t xml:space="preserve"> </w:t>
+      </w:r>
+      <w:r>
+        <w:t xml:space="preserve">In MaxToki the change follows functional axes (for example nuclear versus surface genes); STATE shows weaker organisation on that axis and scGPT little. In no model is this organisation significantly stronger than that of gene sets matched on size and co-expression. In every model the change follows co-expressed gene sets; in three representations built from expression alone, on the same cells, it does not. Steering along the nuclear/surface direction changes MaxToki’s predictions for untouched genes in both sizes, more than directions built from random groups of the same genes; MaxToki-1B also reads the other two functional directions tested, while MaxToki-217M reads one of them in reverse. The pushes are larger than natural changes, so this shows that the models can read these directions, not that they use the natural changes. In both MaxToki sizes, genes that change more gain slightly more from their own context in next-gene prediction.</w:t>
       </w:r>
     </w:p>
     <w:p>
@@ -188,13 +188,13 @@
           <w:b/>
           <w:bCs/>
         </w:rPr>
-        <w:t xml:space="preserve">A model metric.</w:t>
-      </w:r>
-      <w:r>
-        <w:t xml:space="preserve"> </w:t>
-      </w:r>
-      <w:r>
-        <w:t xml:space="preserve">The functional organisation of contextual change differs sharply between architectures (z = 8.1–18.4 for MaxToki, 3.2 for scGPT, 1.1 for STATE), while all models contextualise genes strongly.</w:t>
+        <w:t xml:space="preserve">No context-specific gene function beyond co-expression.</w:t>
+      </w:r>
+      <w:r>
+        <w:t xml:space="preserve"> </w:t>
+      </w:r>
+      <w:r>
+        <w:t xml:space="preserve">Two direct tests, run in all four models, are negative, although they could detect only clear effects. The only signal beyond co-expression is a static closeness of transcription factors to their curated targets that does not change with cell type; in STATE it is already present in the untrained model, which shares the trained model’s protein-sequence gene table. The functional organisation of contextual change separates some architectures but does not yet rank them reliably.</w:t>
       </w:r>
     </w:p>
     <w:p>
@@ -250,7 +250,7 @@
         <w:t xml:space="preserve"> </w:t>
       </w:r>
       <w:r>
-        <w:t xml:space="preserve">The study is a secondary analysis of publicly available, de-identified human single-cell data and public models; no new human data were collected, so ethics approval was not required. The use of an AI assistant in coding, reference checking and drafting is described in the Methods, as BMC policy requires. Related work by the author on static gene embeddings, attention, residual-stream geometry, the geometry and topology of hidden states, a haematopoietic manifold in scGPT, sparse-autoencoder features and scaling laws is cited in the manuscript (eight papers). Four of them are published: in</w:t>
+        <w:t xml:space="preserve">The study is a secondary analysis of publicly available, de-identified human single-cell data and public models; no new human data were collected, so ethics approval was not required. The use of an AI assistant in coding, reference checking and drafting is described in the Methods, as BMC policy requires. Related work by the author on static gene embeddings, attention, residual-stream geometry, the geometry and topology of hidden states and sparse-autoencoder features is cited in the manuscript (six papers). Three of them are published: in</w:t>
       </w:r>
       <w:r>
         <w:t xml:space="preserve"> </w:t>
@@ -282,7 +282,7 @@
         <w:t xml:space="preserve"> </w:t>
       </w:r>
       <w:r>
-        <w:t xml:space="preserve">(doi:10.1186/s12859-026-06538-5),</w:t>
+        <w:t xml:space="preserve">(doi:10.1186/s12859-026-06538-5) and</w:t>
       </w:r>
       <w:r>
         <w:t xml:space="preserve"> </w:t>
@@ -298,20 +298,7 @@
         <w:t xml:space="preserve"> </w:t>
       </w:r>
       <w:r>
-        <w:t xml:space="preserve">(doi:10.1371/journal.pone.0344826) and</w:t>
-      </w:r>
-      <w:r>
-        <w:t xml:space="preserve"> </w:t>
-      </w:r>
-      <w:r>
-        <w:rPr>
-          <w:i/>
-          <w:iCs/>
-        </w:rPr>
-        <w:t xml:space="preserve">Transactions on Machine Learning Research</w:t>
-      </w:r>
-      <w:r>
-        <w:t xml:space="preserve">; the other four are preprints, and the sparse-autoencoder atlas paper also has a Research Square preprint (doi:10.21203/rs.3.rs-9082479/v1). None of them reports the contextual-representation analyses presented here. [Author: state the current status of the sparse-autoencoder atlas paper, and confirm that this manuscript has not been posted as a preprint and that the earlier Elsevier submission was not made or has been withdrawn.]</w:t>
+        <w:t xml:space="preserve">(doi:10.1371/journal.pone.0344826); the other three are preprints, and the sparse-autoencoder atlas paper also has a Research Square preprint (doi:10.21203/rs.3.rs-9082479/v1). None of them reports the contextual-representation analyses presented here. [Author: state the current status of the sparse-autoencoder atlas paper, and confirm that this manuscript has not been posted as a preprint and that the earlier Elsevier submission was not made or has been withdrawn.]</w:t>
       </w:r>
     </w:p>
     <w:p>

--- a/submission_bmc_genomics/cover_letter_bmc.docx
+++ b/submission_bmc_genomics/cover_letter_bmc.docx
@@ -26,6 +26,12 @@
       </w:r>
       <w:r>
         <w:t xml:space="preserve">kendiukhov@gmail.com</w:t>
+      </w:r>
+      <w:r>
+        <w:br/>
+      </w:r>
+      <w:r>
+        <w:t xml:space="preserve">ORCID: 0000-0001-5342-1499</w:t>
       </w:r>
     </w:p>
     <w:p>

--- a/submission_bmc_genomics/cover_letter_bmc.docx
+++ b/submission_bmc_genomics/cover_letter_bmc.docx
@@ -256,7 +256,7 @@
         <w:t xml:space="preserve"> </w:t>
       </w:r>
       <w:r>
-        <w:t xml:space="preserve">The study is a secondary analysis of publicly available, de-identified human single-cell data and public models; no new human data were collected, so ethics approval was not required. The use of an AI assistant in coding, reference checking and drafting is described in the Methods, as BMC policy requires. Related work by the author on static gene embeddings, attention, residual-stream geometry, the geometry and topology of hidden states and sparse-autoencoder features is cited in the manuscript (six papers). Three of them are published: in</w:t>
+        <w:t xml:space="preserve">The study is a secondary analysis of publicly available, de-identified human single-cell data and public models; no new human data were collected, so ethics approval was not required. The use of an AI assistant in coding, reference checking and drafting is described in the Methods, as BMC policy requires. I have written a series of papers on the interpretability and evaluation of single-cell foundation models; the full list is on my Google Scholar profile (https://scholar.google.com/citations?user=zvQylCUAAAAJ). The six closest to this work, on static gene embeddings, attention, residual-stream geometry, the geometry and topology of hidden states and sparse-autoencoder features, are cited in the manuscript. Three of them are published: in</w:t>
       </w:r>
       <w:r>
         <w:t xml:space="preserve"> </w:t>
@@ -304,7 +304,7 @@
         <w:t xml:space="preserve"> </w:t>
       </w:r>
       <w:r>
-        <w:t xml:space="preserve">(doi:10.1371/journal.pone.0344826); the other three are preprints, and the sparse-autoencoder atlas paper also has a Research Square preprint (doi:10.21203/rs.3.rs-9082479/v1). None of them reports the contextual-representation analyses presented here. [Author: state the current status of the sparse-autoencoder atlas paper, and confirm that this manuscript has not been posted as a preprint and that the earlier Elsevier submission was not made or has been withdrawn.]</w:t>
+        <w:t xml:space="preserve">(doi:10.1371/journal.pone.0344826). The other three are preprints on SSRN and arXiv; the sparse-autoencoder atlas paper is also posted on Research Square (doi:10.21203/rs.3.rs-9082479/v1). None of these papers reports the contextual-representation analyses presented here. This manuscript has not been posted as a preprint.</w:t>
       </w:r>
     </w:p>
     <w:p>

--- a/submission_bmc_genomics/cover_letter_bmc.docx
+++ b/submission_bmc_genomics/cover_letter_bmc.docx
@@ -39,7 +39,7 @@
         <w:pStyle w:val="BodyText"/>
       </w:pPr>
       <w:r>
-        <w:t xml:space="preserve">[Date]</w:t>
+        <w:t xml:space="preserve">3 October 2026</w:t>
       </w:r>
     </w:p>
     <w:p>
